--- a/27.05.docx
+++ b/27.05.docx
@@ -144,25 +144,7 @@
           <w:color w:val="EE0000"/>
           <w:highlight w:val="yellow"/>
         </w:rPr>
-        <w:t>State what action you want to be taken (e.g, refu</w:t>
-      </w:r>
-      <w:r>
-        <w:rPr>
-          <w:b/>
-          <w:bCs/>
-          <w:color w:val="EE0000"/>
-          <w:highlight w:val="yellow"/>
-        </w:rPr>
-        <w:t>nd</w:t>
-      </w:r>
-      <w:r>
-        <w:rPr>
-          <w:b/>
-          <w:bCs/>
-          <w:color w:val="EE0000"/>
-          <w:highlight w:val="yellow"/>
-        </w:rPr>
-        <w:t>s or replacement)</w:t>
+        <w:t>State what action you want to be taken (e.g, refunds or replacement)</w:t>
       </w:r>
     </w:p>
     <w:p>
@@ -295,16 +277,7 @@
           <w:color w:val="EE0000"/>
           <w:highlight w:val="yellow"/>
         </w:rPr>
-        <w:t>Some people work harder than others. Why is this? Can someone learn how to work hard</w:t>
-      </w:r>
-      <w:r>
-        <w:rPr>
-          <w:b/>
-          <w:bCs/>
-          <w:color w:val="EE0000"/>
-          <w:highlight w:val="yellow"/>
-        </w:rPr>
-        <w:t>?</w:t>
+        <w:t>Some people work harder than others. Why is this? Can someone learn how to work hard?</w:t>
       </w:r>
     </w:p>
     <w:p>
@@ -374,10 +347,7 @@
         <w:t xml:space="preserve">For example, individuals who have families to support, especially those with two or three children, often </w:t>
       </w:r>
       <w:r>
-        <w:t xml:space="preserve">have to </w:t>
-      </w:r>
-      <w:r>
-        <w:t>work extra hour</w:t>
+        <w:t>have to work extra hour</w:t>
       </w:r>
       <w:r>
         <w:t>s</w:t>
@@ -389,10 +359,7 @@
         <w:t>a</w:t>
       </w:r>
       <w:r>
-        <w:t xml:space="preserve"> second job</w:t>
-      </w:r>
-      <w:r>
-        <w:t xml:space="preserve"> to cover </w:t>
+        <w:t xml:space="preserve"> second job to cover </w:t>
       </w:r>
       <w:r>
         <w:t xml:space="preserve">their </w:t>
@@ -468,10 +435,13 @@
         <w:t xml:space="preserve">In my opinion, it is possible for individuals </w:t>
       </w:r>
       <w:r>
-        <w:t>to learn how to work hard by developing good habits and descipline</w:t>
-      </w:r>
-      <w:r>
-        <w:t xml:space="preserve">. </w:t>
+        <w:t>to learn how to work hard</w:t>
+      </w:r>
+      <w:r>
+        <w:t xml:space="preserve"> by </w:t>
+      </w:r>
+      <w:r>
+        <w:t>developing discipline and building positive habits. For example, people who set clear goals, manage their time effectively, and follow a daily routine are more likely to become consistent and hardworking.</w:t>
       </w:r>
     </w:p>
     <w:p>
@@ -1228,7 +1198,6 @@
   <w:style w:type="character" w:default="1" w:styleId="DefaultParagraphFont">
     <w:name w:val="Default Paragraph Font"/>
     <w:uiPriority w:val="1"/>
-    <w:semiHidden/>
     <w:unhideWhenUsed/>
   </w:style>
   <w:style w:type="table" w:default="1" w:styleId="TableNormal">
